--- a/BigData/IntroductionToBigData/Module8/Spark.docx
+++ b/BigData/IntroductionToBigData/Module8/Spark.docx
@@ -247,6 +247,251 @@
       </w:pPr>
       <w:r>
         <w:t>And more… Various extensions and connectors</w:t>
+      </w:r>
+    </w:p>
+    <w:p/>
+    <w:p>
+      <w:r>
+        <w:t>Lecture 2</w:t>
+      </w:r>
+    </w:p>
+    <w:p>
+      <w:r>
+        <w:lastRenderedPageBreak/>
+        <w:t>Spark Architecture</w:t>
+      </w:r>
+    </w:p>
+    <w:p>
+      <w:r>
+        <w:t>Introduction to Spark Architecture</w:t>
+      </w:r>
+    </w:p>
+    <w:p>
+      <w:pPr>
+        <w:pStyle w:val="ListParagraph"/>
+        <w:numPr>
+          <w:ilvl w:val="0"/>
+          <w:numId w:val="5"/>
+        </w:numPr>
+      </w:pPr>
+      <w:r>
+        <w:t>Foundation of its speed and versatility</w:t>
+      </w:r>
+    </w:p>
+    <w:p>
+      <w:pPr>
+        <w:pStyle w:val="ListParagraph"/>
+        <w:numPr>
+          <w:ilvl w:val="0"/>
+          <w:numId w:val="5"/>
+        </w:numPr>
+      </w:pPr>
+      <w:r>
+        <w:t>Components and how they work together</w:t>
+      </w:r>
+    </w:p>
+    <w:p>
+      <w:pPr>
+        <w:pStyle w:val="ListParagraph"/>
+        <w:numPr>
+          <w:ilvl w:val="1"/>
+          <w:numId w:val="5"/>
+        </w:numPr>
+      </w:pPr>
+      <w:r>
+        <w:t>Spark Driver: The control node of Spark applications, responsible for coordinating tasks and managing the application’s lifecycle</w:t>
+      </w:r>
+    </w:p>
+    <w:p>
+      <w:pPr>
+        <w:pStyle w:val="ListParagraph"/>
+        <w:numPr>
+          <w:ilvl w:val="1"/>
+          <w:numId w:val="5"/>
+        </w:numPr>
+      </w:pPr>
+      <w:r>
+        <w:t>Cluster Manager: Manages resources across the cluster and allocates them to Spark applications</w:t>
+      </w:r>
+    </w:p>
+    <w:p>
+      <w:pPr>
+        <w:pStyle w:val="ListParagraph"/>
+        <w:numPr>
+          <w:ilvl w:val="1"/>
+          <w:numId w:val="5"/>
+        </w:numPr>
+      </w:pPr>
+      <w:r>
+        <w:t>Executors: Worker nodes responsible for executing tasks assigned by the Spark Driver</w:t>
+      </w:r>
+    </w:p>
+    <w:p>
+      <w:pPr>
+        <w:pStyle w:val="ListParagraph"/>
+        <w:numPr>
+          <w:ilvl w:val="0"/>
+          <w:numId w:val="5"/>
+        </w:numPr>
+      </w:pPr>
+      <w:r>
+        <w:t>How Spark Processes Data</w:t>
+      </w:r>
+    </w:p>
+    <w:p>
+      <w:pPr>
+        <w:pStyle w:val="ListParagraph"/>
+        <w:numPr>
+          <w:ilvl w:val="1"/>
+          <w:numId w:val="5"/>
+        </w:numPr>
+      </w:pPr>
+      <w:r>
+        <w:t>Data Processing Flow:</w:t>
+      </w:r>
+    </w:p>
+    <w:p>
+      <w:pPr>
+        <w:pStyle w:val="ListParagraph"/>
+        <w:numPr>
+          <w:ilvl w:val="2"/>
+          <w:numId w:val="5"/>
+        </w:numPr>
+      </w:pPr>
+      <w:r>
+        <w:t>The Spark Driver breaks down the application into tasks</w:t>
+      </w:r>
+    </w:p>
+    <w:p>
+      <w:pPr>
+        <w:pStyle w:val="ListParagraph"/>
+        <w:numPr>
+          <w:ilvl w:val="2"/>
+          <w:numId w:val="5"/>
+        </w:numPr>
+      </w:pPr>
+      <w:r>
+        <w:t>Tasks are sent to Executors, which process the data in parallel</w:t>
+      </w:r>
+    </w:p>
+    <w:p>
+      <w:pPr>
+        <w:pStyle w:val="ListParagraph"/>
+        <w:numPr>
+          <w:ilvl w:val="2"/>
+          <w:numId w:val="5"/>
+        </w:numPr>
+      </w:pPr>
+      <w:r>
+        <w:t>Executors return results to the Spark Driver</w:t>
+      </w:r>
+    </w:p>
+    <w:p>
+      <w:pPr>
+        <w:pStyle w:val="ListParagraph"/>
+        <w:numPr>
+          <w:ilvl w:val="0"/>
+          <w:numId w:val="5"/>
+        </w:numPr>
+      </w:pPr>
+      <w:r>
+        <w:t>RDD: The Building Block</w:t>
+      </w:r>
+    </w:p>
+    <w:p>
+      <w:pPr>
+        <w:pStyle w:val="ListParagraph"/>
+        <w:numPr>
+          <w:ilvl w:val="1"/>
+          <w:numId w:val="5"/>
+        </w:numPr>
+      </w:pPr>
+      <w:r>
+        <w:t>RDD is the fundamental data structure in Spark</w:t>
+      </w:r>
+    </w:p>
+    <w:p>
+      <w:pPr>
+        <w:pStyle w:val="ListParagraph"/>
+        <w:numPr>
+          <w:ilvl w:val="1"/>
+          <w:numId w:val="5"/>
+        </w:numPr>
+      </w:pPr>
+      <w:r>
+        <w:t>It is an immutable, fault-tolerant distributed collection of data</w:t>
+      </w:r>
+    </w:p>
+    <w:p>
+      <w:pPr>
+        <w:pStyle w:val="ListParagraph"/>
+        <w:numPr>
+          <w:ilvl w:val="1"/>
+          <w:numId w:val="5"/>
+        </w:numPr>
+      </w:pPr>
+      <w:r>
+        <w:t>RDDs can be cached in memory for faster access, enabling Spark’s in-memory processing</w:t>
+      </w:r>
+    </w:p>
+    <w:p>
+      <w:pPr>
+        <w:pStyle w:val="ListParagraph"/>
+        <w:numPr>
+          <w:ilvl w:val="0"/>
+          <w:numId w:val="5"/>
+        </w:numPr>
+      </w:pPr>
+      <w:r>
+        <w:t>Spark in Action</w:t>
+      </w:r>
+    </w:p>
+    <w:p>
+      <w:pPr>
+        <w:pStyle w:val="ListParagraph"/>
+        <w:numPr>
+          <w:ilvl w:val="1"/>
+          <w:numId w:val="5"/>
+        </w:numPr>
+      </w:pPr>
+      <w:r>
+        <w:t>The Driver coordinates tasks and schedules them for Executors</w:t>
+      </w:r>
+    </w:p>
+    <w:p>
+      <w:pPr>
+        <w:pStyle w:val="ListParagraph"/>
+        <w:numPr>
+          <w:ilvl w:val="1"/>
+          <w:numId w:val="5"/>
+        </w:numPr>
+      </w:pPr>
+      <w:r>
+        <w:t>Executors process data and return results to the Driver</w:t>
+      </w:r>
+    </w:p>
+    <w:p>
+      <w:pPr>
+        <w:pStyle w:val="ListParagraph"/>
+        <w:numPr>
+          <w:ilvl w:val="1"/>
+          <w:numId w:val="5"/>
+        </w:numPr>
+      </w:pPr>
+      <w:r>
+        <w:t>RDDs are used to represent and manipulate data efficiently</w:t>
+      </w:r>
+    </w:p>
+    <w:p>
+      <w:pPr>
+        <w:pStyle w:val="ListParagraph"/>
+        <w:numPr>
+          <w:ilvl w:val="1"/>
+          <w:numId w:val="5"/>
+        </w:numPr>
+      </w:pPr>
+      <w:r>
+        <w:t>This architecture allows Spark to perform distributed data processing at lightning speed</w:t>
       </w:r>
     </w:p>
     <w:p/>
@@ -489,6 +734,232 @@
     </w:lvl>
   </w:abstractNum>
   <w:abstractNum w:abstractNumId="2" w15:restartNumberingAfterBreak="0">
+    <w:nsid w:val="35512497"/>
+    <w:multiLevelType w:val="hybridMultilevel"/>
+    <w:tmpl w:val="CBC4CC8E"/>
+    <w:lvl w:ilvl="0" w:tplc="04090001">
+      <w:start w:val="1"/>
+      <w:numFmt w:val="bullet"/>
+      <w:lvlText w:val=""/>
+      <w:lvlJc w:val="left"/>
+      <w:pPr>
+        <w:ind w:left="720" w:hanging="360"/>
+      </w:pPr>
+      <w:rPr>
+        <w:rFonts w:ascii="Symbol" w:hAnsi="Symbol" w:hint="default"/>
+      </w:rPr>
+    </w:lvl>
+    <w:lvl w:ilvl="1" w:tplc="04090003">
+      <w:start w:val="1"/>
+      <w:numFmt w:val="bullet"/>
+      <w:lvlText w:val="o"/>
+      <w:lvlJc w:val="left"/>
+      <w:pPr>
+        <w:ind w:left="1440" w:hanging="360"/>
+      </w:pPr>
+      <w:rPr>
+        <w:rFonts w:ascii="Courier New" w:hAnsi="Courier New" w:cs="Courier New" w:hint="default"/>
+      </w:rPr>
+    </w:lvl>
+    <w:lvl w:ilvl="2" w:tplc="04090005">
+      <w:start w:val="1"/>
+      <w:numFmt w:val="bullet"/>
+      <w:lvlText w:val=""/>
+      <w:lvlJc w:val="left"/>
+      <w:pPr>
+        <w:ind w:left="2160" w:hanging="360"/>
+      </w:pPr>
+      <w:rPr>
+        <w:rFonts w:ascii="Wingdings" w:hAnsi="Wingdings" w:hint="default"/>
+      </w:rPr>
+    </w:lvl>
+    <w:lvl w:ilvl="3" w:tplc="04090001" w:tentative="1">
+      <w:start w:val="1"/>
+      <w:numFmt w:val="bullet"/>
+      <w:lvlText w:val=""/>
+      <w:lvlJc w:val="left"/>
+      <w:pPr>
+        <w:ind w:left="2880" w:hanging="360"/>
+      </w:pPr>
+      <w:rPr>
+        <w:rFonts w:ascii="Symbol" w:hAnsi="Symbol" w:hint="default"/>
+      </w:rPr>
+    </w:lvl>
+    <w:lvl w:ilvl="4" w:tplc="04090003" w:tentative="1">
+      <w:start w:val="1"/>
+      <w:numFmt w:val="bullet"/>
+      <w:lvlText w:val="o"/>
+      <w:lvlJc w:val="left"/>
+      <w:pPr>
+        <w:ind w:left="3600" w:hanging="360"/>
+      </w:pPr>
+      <w:rPr>
+        <w:rFonts w:ascii="Courier New" w:hAnsi="Courier New" w:cs="Courier New" w:hint="default"/>
+      </w:rPr>
+    </w:lvl>
+    <w:lvl w:ilvl="5" w:tplc="04090005" w:tentative="1">
+      <w:start w:val="1"/>
+      <w:numFmt w:val="bullet"/>
+      <w:lvlText w:val=""/>
+      <w:lvlJc w:val="left"/>
+      <w:pPr>
+        <w:ind w:left="4320" w:hanging="360"/>
+      </w:pPr>
+      <w:rPr>
+        <w:rFonts w:ascii="Wingdings" w:hAnsi="Wingdings" w:hint="default"/>
+      </w:rPr>
+    </w:lvl>
+    <w:lvl w:ilvl="6" w:tplc="04090001" w:tentative="1">
+      <w:start w:val="1"/>
+      <w:numFmt w:val="bullet"/>
+      <w:lvlText w:val=""/>
+      <w:lvlJc w:val="left"/>
+      <w:pPr>
+        <w:ind w:left="5040" w:hanging="360"/>
+      </w:pPr>
+      <w:rPr>
+        <w:rFonts w:ascii="Symbol" w:hAnsi="Symbol" w:hint="default"/>
+      </w:rPr>
+    </w:lvl>
+    <w:lvl w:ilvl="7" w:tplc="04090003" w:tentative="1">
+      <w:start w:val="1"/>
+      <w:numFmt w:val="bullet"/>
+      <w:lvlText w:val="o"/>
+      <w:lvlJc w:val="left"/>
+      <w:pPr>
+        <w:ind w:left="5760" w:hanging="360"/>
+      </w:pPr>
+      <w:rPr>
+        <w:rFonts w:ascii="Courier New" w:hAnsi="Courier New" w:cs="Courier New" w:hint="default"/>
+      </w:rPr>
+    </w:lvl>
+    <w:lvl w:ilvl="8" w:tplc="04090005" w:tentative="1">
+      <w:start w:val="1"/>
+      <w:numFmt w:val="bullet"/>
+      <w:lvlText w:val=""/>
+      <w:lvlJc w:val="left"/>
+      <w:pPr>
+        <w:ind w:left="6480" w:hanging="360"/>
+      </w:pPr>
+      <w:rPr>
+        <w:rFonts w:ascii="Wingdings" w:hAnsi="Wingdings" w:hint="default"/>
+      </w:rPr>
+    </w:lvl>
+  </w:abstractNum>
+  <w:abstractNum w:abstractNumId="3" w15:restartNumberingAfterBreak="0">
+    <w:nsid w:val="53EF4446"/>
+    <w:multiLevelType w:val="hybridMultilevel"/>
+    <w:tmpl w:val="C6F0694A"/>
+    <w:lvl w:ilvl="0" w:tplc="04090001">
+      <w:start w:val="1"/>
+      <w:numFmt w:val="bullet"/>
+      <w:lvlText w:val=""/>
+      <w:lvlJc w:val="left"/>
+      <w:pPr>
+        <w:ind w:left="720" w:hanging="360"/>
+      </w:pPr>
+      <w:rPr>
+        <w:rFonts w:ascii="Symbol" w:hAnsi="Symbol" w:hint="default"/>
+      </w:rPr>
+    </w:lvl>
+    <w:lvl w:ilvl="1" w:tplc="04090003" w:tentative="1">
+      <w:start w:val="1"/>
+      <w:numFmt w:val="bullet"/>
+      <w:lvlText w:val="o"/>
+      <w:lvlJc w:val="left"/>
+      <w:pPr>
+        <w:ind w:left="1440" w:hanging="360"/>
+      </w:pPr>
+      <w:rPr>
+        <w:rFonts w:ascii="Courier New" w:hAnsi="Courier New" w:cs="Courier New" w:hint="default"/>
+      </w:rPr>
+    </w:lvl>
+    <w:lvl w:ilvl="2" w:tplc="04090005" w:tentative="1">
+      <w:start w:val="1"/>
+      <w:numFmt w:val="bullet"/>
+      <w:lvlText w:val=""/>
+      <w:lvlJc w:val="left"/>
+      <w:pPr>
+        <w:ind w:left="2160" w:hanging="360"/>
+      </w:pPr>
+      <w:rPr>
+        <w:rFonts w:ascii="Wingdings" w:hAnsi="Wingdings" w:hint="default"/>
+      </w:rPr>
+    </w:lvl>
+    <w:lvl w:ilvl="3" w:tplc="04090001" w:tentative="1">
+      <w:start w:val="1"/>
+      <w:numFmt w:val="bullet"/>
+      <w:lvlText w:val=""/>
+      <w:lvlJc w:val="left"/>
+      <w:pPr>
+        <w:ind w:left="2880" w:hanging="360"/>
+      </w:pPr>
+      <w:rPr>
+        <w:rFonts w:ascii="Symbol" w:hAnsi="Symbol" w:hint="default"/>
+      </w:rPr>
+    </w:lvl>
+    <w:lvl w:ilvl="4" w:tplc="04090003" w:tentative="1">
+      <w:start w:val="1"/>
+      <w:numFmt w:val="bullet"/>
+      <w:lvlText w:val="o"/>
+      <w:lvlJc w:val="left"/>
+      <w:pPr>
+        <w:ind w:left="3600" w:hanging="360"/>
+      </w:pPr>
+      <w:rPr>
+        <w:rFonts w:ascii="Courier New" w:hAnsi="Courier New" w:cs="Courier New" w:hint="default"/>
+      </w:rPr>
+    </w:lvl>
+    <w:lvl w:ilvl="5" w:tplc="04090005" w:tentative="1">
+      <w:start w:val="1"/>
+      <w:numFmt w:val="bullet"/>
+      <w:lvlText w:val=""/>
+      <w:lvlJc w:val="left"/>
+      <w:pPr>
+        <w:ind w:left="4320" w:hanging="360"/>
+      </w:pPr>
+      <w:rPr>
+        <w:rFonts w:ascii="Wingdings" w:hAnsi="Wingdings" w:hint="default"/>
+      </w:rPr>
+    </w:lvl>
+    <w:lvl w:ilvl="6" w:tplc="04090001" w:tentative="1">
+      <w:start w:val="1"/>
+      <w:numFmt w:val="bullet"/>
+      <w:lvlText w:val=""/>
+      <w:lvlJc w:val="left"/>
+      <w:pPr>
+        <w:ind w:left="5040" w:hanging="360"/>
+      </w:pPr>
+      <w:rPr>
+        <w:rFonts w:ascii="Symbol" w:hAnsi="Symbol" w:hint="default"/>
+      </w:rPr>
+    </w:lvl>
+    <w:lvl w:ilvl="7" w:tplc="04090003" w:tentative="1">
+      <w:start w:val="1"/>
+      <w:numFmt w:val="bullet"/>
+      <w:lvlText w:val="o"/>
+      <w:lvlJc w:val="left"/>
+      <w:pPr>
+        <w:ind w:left="5760" w:hanging="360"/>
+      </w:pPr>
+      <w:rPr>
+        <w:rFonts w:ascii="Courier New" w:hAnsi="Courier New" w:cs="Courier New" w:hint="default"/>
+      </w:rPr>
+    </w:lvl>
+    <w:lvl w:ilvl="8" w:tplc="04090005" w:tentative="1">
+      <w:start w:val="1"/>
+      <w:numFmt w:val="bullet"/>
+      <w:lvlText w:val=""/>
+      <w:lvlJc w:val="left"/>
+      <w:pPr>
+        <w:ind w:left="6480" w:hanging="360"/>
+      </w:pPr>
+      <w:rPr>
+        <w:rFonts w:ascii="Wingdings" w:hAnsi="Wingdings" w:hint="default"/>
+      </w:rPr>
+    </w:lvl>
+  </w:abstractNum>
+  <w:abstractNum w:abstractNumId="4" w15:restartNumberingAfterBreak="0">
     <w:nsid w:val="656C3566"/>
     <w:multiLevelType w:val="hybridMultilevel"/>
     <w:tmpl w:val="B4FEFD18"/>
@@ -608,6 +1079,12 @@
     <w:abstractNumId w:val="1"/>
   </w:num>
   <w:num w:numId="3" w16cid:durableId="1213688761">
+    <w:abstractNumId w:val="4"/>
+  </w:num>
+  <w:num w:numId="4" w16cid:durableId="1411197029">
+    <w:abstractNumId w:val="3"/>
+  </w:num>
+  <w:num w:numId="5" w16cid:durableId="1494880521">
     <w:abstractNumId w:val="2"/>
   </w:num>
 </w:numbering>
